--- a/esteProjeto_Automacao_Certificados_UNIP_ABNT.docx
+++ b/esteProjeto_Automacao_Certificados_UNIP_ABNT.docx
@@ -232,14 +232,7 @@
           <w:lang w:val="pt-BR"/>
         </w:rPr>
         <w:lastRenderedPageBreak/>
-        <w:t xml:space="preserve">[NOME </w:t>
-      </w:r>
-      <w:r>
-        <w:rPr>
-          <w:b/>
-          <w:lang w:val="pt-BR"/>
-        </w:rPr>
-        <w:t>COMPLETO DO ALUNO]</w:t>
+        <w:t>[NOME COMPLETO DO ALUNO]</w:t>
       </w:r>
     </w:p>
     <w:p>
@@ -326,13 +319,7 @@
         <w:rPr>
           <w:lang w:val="pt-BR"/>
         </w:rPr>
-        <w:t>Projeto acadêmico apresentado à Universidade Paulista – UNIP, como requisito da atividade acadêmica do curso de Análise e Desenvolvimento de</w:t>
-      </w:r>
-      <w:r>
-        <w:rPr>
-          <w:lang w:val="pt-BR"/>
-        </w:rPr>
-        <w:t xml:space="preserve"> Sistemas.</w:t>
+        <w:t>Projeto acadêmico apresentado à Universidade Paulista – UNIP, como requisito da atividade acadêmica do curso de Análise e Desenvolvimento de Sistemas.</w:t>
       </w:r>
     </w:p>
     <w:p>
@@ -507,13 +494,7 @@
         <w:rPr>
           <w:lang w:val="pt-BR"/>
         </w:rPr>
-        <w:t xml:space="preserve">3 PROBLEMA </w:t>
-      </w:r>
-      <w:r>
-        <w:rPr>
-          <w:lang w:val="pt-BR"/>
-        </w:rPr>
-        <w:t>IDENTIFICADO</w:t>
+        <w:t>3 PROBLEMA IDENTIFICADO</w:t>
       </w:r>
     </w:p>
     <w:p>
@@ -653,13 +634,7 @@
         <w:rPr>
           <w:lang w:val="pt-BR"/>
         </w:rPr>
-        <w:t>13 APLICAÇÃO NA ROTINA PROFI</w:t>
-      </w:r>
-      <w:r>
-        <w:rPr>
-          <w:lang w:val="pt-BR"/>
-        </w:rPr>
-        <w:t>SSIONAL</w:t>
+        <w:t>13 APLICAÇÃO NA ROTINA PROFISSIONAL</w:t>
       </w:r>
     </w:p>
     <w:p>
@@ -757,13 +732,7 @@
         <w:rPr>
           <w:lang w:val="pt-BR"/>
         </w:rPr>
-        <w:t xml:space="preserve">20 </w:t>
-      </w:r>
-      <w:r>
-        <w:rPr>
-          <w:lang w:val="pt-BR"/>
-        </w:rPr>
-        <w:t>COMPROVAÇÃO DA REALIZAÇÃO DO PROJETO</w:t>
+        <w:t>20 COMPROVAÇÃO DA REALIZAÇÃO DO PROJETO</w:t>
       </w:r>
     </w:p>
     <w:p>
@@ -874,89 +843,59 @@
         <w:rPr>
           <w:lang w:val="pt-BR"/>
         </w:rPr>
-        <w:t xml:space="preserve">Os certificados digitais são recursos tecnológicos utilizados pelas empresas para autenticação, assinatura digital e </w:t>
-      </w:r>
-      <w:r>
-        <w:rPr>
-          <w:lang w:val="pt-BR"/>
-        </w:rPr>
-        <w:t>realização de diversas operações eletrônicas, inclusive procedimentos relacionados às atividades fiscais e administrativas.</w:t>
-      </w:r>
-    </w:p>
-    <w:p>
-      <w:pPr>
-        <w:rPr>
-          <w:lang w:val="pt-BR"/>
-        </w:rPr>
-      </w:pPr>
-      <w:r>
-        <w:rPr>
-          <w:lang w:val="pt-BR"/>
-        </w:rPr>
-        <w:t>O vencimento de um certificado digital pode comprometer atividades importantes da empresa. Entre as consequências está a impossibili</w:t>
-      </w:r>
-      <w:r>
-        <w:rPr>
-          <w:lang w:val="pt-BR"/>
-        </w:rPr>
-        <w:t>dade ou dificuldade de realizar determinadas operações que dependem de autenticação digital, podendo inclusive prejudicar a emissão de documentos fiscais e o cumprimento de procedimentos administrativos.</w:t>
-      </w:r>
-    </w:p>
-    <w:p>
-      <w:pPr>
-        <w:rPr>
-          <w:lang w:val="pt-BR"/>
-        </w:rPr>
-      </w:pPr>
-      <w:r>
-        <w:rPr>
-          <w:lang w:val="pt-BR"/>
-        </w:rPr>
-        <w:t>Diante dessa necessidade, foi desenvolvida uma soluç</w:t>
-      </w:r>
-      <w:r>
-        <w:rPr>
-          <w:lang w:val="pt-BR"/>
-        </w:rPr>
-        <w:t>ão tecnológica utilizando o Google Planilhas, destinada ao controle dos vencimentos dos certificados digitais de pessoas jurídicas e pessoas físicas.</w:t>
-      </w:r>
-    </w:p>
-    <w:p>
-      <w:pPr>
-        <w:rPr>
-          <w:lang w:val="pt-BR"/>
-        </w:rPr>
-      </w:pPr>
-      <w:r>
-        <w:rPr>
-          <w:lang w:val="pt-BR"/>
-        </w:rPr>
-        <w:t>A solução foi desenvolvida para ser utilizada na rotina profissional da empresa, auxiliando no acompanhame</w:t>
-      </w:r>
-      <w:r>
-        <w:rPr>
-          <w:lang w:val="pt-BR"/>
-        </w:rPr>
-        <w:t>nto dos certificados das empresas pertencentes ao Grupo Real e também dos clientes atendidos pelo contador responsável.</w:t>
-      </w:r>
-    </w:p>
-    <w:p>
-      <w:pPr>
-        <w:rPr>
-          <w:lang w:val="pt-BR"/>
-        </w:rPr>
-      </w:pPr>
-      <w:r>
-        <w:rPr>
-          <w:lang w:val="pt-BR"/>
-        </w:rPr>
-        <w:t>Além do armazenamento organizado das informações, a solução possui recursos de automação destinados a auxiliar na identificação dos venc</w:t>
-      </w:r>
-      <w:r>
-        <w:rPr>
-          <w:lang w:val="pt-BR"/>
-        </w:rPr>
-        <w:t>imentos e no envio de alertas por e-mail, permitindo que a renovação seja providenciada com antecedência.</w:t>
+        <w:t>Os certificados digitais são recursos tecnológicos utilizados pelas empresas para autenticação, assinatura digital e realização de diversas operações eletrônicas, inclusive procedimentos relacionados às atividades fiscais e administrativas.</w:t>
+      </w:r>
+    </w:p>
+    <w:p>
+      <w:pPr>
+        <w:rPr>
+          <w:lang w:val="pt-BR"/>
+        </w:rPr>
+      </w:pPr>
+      <w:r>
+        <w:rPr>
+          <w:lang w:val="pt-BR"/>
+        </w:rPr>
+        <w:t>O vencimento de um certificado digital pode comprometer atividades importantes da empresa. Entre as consequências está a impossibilidade ou dificuldade de realizar determinadas operações que dependem de autenticação digital, podendo inclusive prejudicar a emissão de documentos fiscais e o cumprimento de procedimentos administrativos.</w:t>
+      </w:r>
+    </w:p>
+    <w:p>
+      <w:pPr>
+        <w:rPr>
+          <w:lang w:val="pt-BR"/>
+        </w:rPr>
+      </w:pPr>
+      <w:r>
+        <w:rPr>
+          <w:lang w:val="pt-BR"/>
+        </w:rPr>
+        <w:t>Diante dessa necessidade, foi desenvolvida uma solução tecnológica utilizando o Google Planilhas, destinada ao controle dos vencimentos dos certificados digitais de pessoas jurídicas e pessoas físicas.</w:t>
+      </w:r>
+    </w:p>
+    <w:p>
+      <w:pPr>
+        <w:rPr>
+          <w:lang w:val="pt-BR"/>
+        </w:rPr>
+      </w:pPr>
+      <w:r>
+        <w:rPr>
+          <w:lang w:val="pt-BR"/>
+        </w:rPr>
+        <w:t>A solução foi desenvolvida para ser utilizada na rotina profissional da empresa, auxiliando no acompanhamento dos certificados das empresas pertencentes ao Grupo Real e também dos clientes atendidos pelo contador responsável.</w:t>
+      </w:r>
+    </w:p>
+    <w:p>
+      <w:pPr>
+        <w:rPr>
+          <w:lang w:val="pt-BR"/>
+        </w:rPr>
+      </w:pPr>
+      <w:r>
+        <w:rPr>
+          <w:lang w:val="pt-BR"/>
+        </w:rPr>
+        <w:t>Além do armazenamento organizado das informações, a solução possui recursos de automação destinados a auxiliar na identificação dos vencimentos e no envio de alertas por e-mail, permitindo que a renovação seja providenciada com antecedência.</w:t>
       </w:r>
     </w:p>
     <w:p>
@@ -983,13 +922,7 @@
         <w:rPr>
           <w:lang w:val="pt-BR"/>
         </w:rPr>
-        <w:t>Antes da utilização da solução, o acompanhamento de diversos certificados digitais dependia principalmente da conferênc</w:t>
-      </w:r>
-      <w:r>
-        <w:rPr>
-          <w:lang w:val="pt-BR"/>
-        </w:rPr>
-        <w:t>ia das datas cadastradas.</w:t>
+        <w:t>Antes da utilização da solução, o acompanhamento de diversos certificados digitais dependia principalmente da conferência das datas cadastradas.</w:t>
       </w:r>
     </w:p>
     <w:p>
@@ -1015,32 +948,20 @@
         <w:rPr>
           <w:lang w:val="pt-BR"/>
         </w:rPr>
-        <w:t xml:space="preserve">Esse problema pode gerar consequências para as empresas, especialmente </w:t>
-      </w:r>
-      <w:r>
-        <w:rPr>
-          <w:lang w:val="pt-BR"/>
-        </w:rPr>
-        <w:t>quando o certificado é necessário para realização de atividades fiscais, administrativas ou acesso a sistemas eletrônicos.</w:t>
-      </w:r>
-    </w:p>
-    <w:p>
-      <w:pPr>
-        <w:rPr>
-          <w:lang w:val="pt-BR"/>
-        </w:rPr>
-      </w:pPr>
-      <w:r>
-        <w:rPr>
-          <w:lang w:val="pt-BR"/>
-        </w:rPr>
-        <w:t>Dessa forma, identificou-se a necessidade de criar uma ferramenta simples, acessível e de fácil utilização que permitisse centralizar</w:t>
-      </w:r>
-      <w:r>
-        <w:rPr>
-          <w:lang w:val="pt-BR"/>
-        </w:rPr>
-        <w:t xml:space="preserve"> as informações e auxiliar no acompanhamento dos prazos.</w:t>
+        <w:t>Esse problema pode gerar consequências para as empresas, especialmente quando o certificado é necessário para realização de atividades fiscais, administrativas ou acesso a sistemas eletrônicos.</w:t>
+      </w:r>
+    </w:p>
+    <w:p>
+      <w:pPr>
+        <w:rPr>
+          <w:lang w:val="pt-BR"/>
+        </w:rPr>
+      </w:pPr>
+      <w:r>
+        <w:rPr>
+          <w:lang w:val="pt-BR"/>
+        </w:rPr>
+        <w:t>Dessa forma, identificou-se a necessidade de criar uma ferramenta simples, acessível e de fácil utilização que permitisse centralizar as informações e auxiliar no acompanhamento dos prazos.</w:t>
       </w:r>
     </w:p>
     <w:p>
@@ -1082,64 +1003,33 @@
         <w:rPr>
           <w:lang w:val="pt-BR"/>
         </w:rPr>
-        <w:t>4 J</w:t>
-      </w:r>
-      <w:r>
-        <w:rPr>
-          <w:lang w:val="pt-BR"/>
-        </w:rPr>
-        <w:t>USTIFICATIVA</w:t>
-      </w:r>
-    </w:p>
-    <w:p>
-      <w:pPr>
-        <w:rPr>
-          <w:lang w:val="pt-BR"/>
-        </w:rPr>
-      </w:pPr>
-      <w:r>
-        <w:rPr>
-          <w:lang w:val="pt-BR"/>
-        </w:rPr>
-        <w:t>A utilização de tecnologia para automatizar tarefas repetitivas pode contribuir para melhorar a eficiência das atividades profissionais.</w:t>
-      </w:r>
-    </w:p>
-    <w:p>
-      <w:pPr>
-        <w:rPr>
-          <w:lang w:val="pt-BR"/>
-        </w:rPr>
-      </w:pPr>
-      <w:r>
-        <w:rPr>
-          <w:lang w:val="pt-BR"/>
-        </w:rPr>
-        <w:t>Nesse contexto, o projeto foi desenvolvido para solucionar uma necessidade existente na rotina de trabalho</w:t>
-      </w:r>
-      <w:r>
-        <w:rPr>
-          <w:lang w:val="pt-BR"/>
-        </w:rPr>
-        <w:t>, utilizando uma ferramenta de fácil acesso e baixo custo.</w:t>
-      </w:r>
-    </w:p>
-    <w:p>
-      <w:pPr>
-        <w:rPr>
-          <w:lang w:val="pt-BR"/>
-        </w:rPr>
-      </w:pPr>
-      <w:r>
-        <w:rPr>
-          <w:lang w:val="pt-BR"/>
-        </w:rPr>
-        <w:t>A utilização do Google Planilhas possibilita que as informações sejam centralizadas e organizadas, enquanto os recursos de automação permitem reduzir a dependência de conferências exclusivamente ma</w:t>
-      </w:r>
-      <w:r>
-        <w:rPr>
-          <w:lang w:val="pt-BR"/>
-        </w:rPr>
-        <w:t>nuais.</w:t>
+        <w:t>4 JUSTIFICATIVA</w:t>
+      </w:r>
+    </w:p>
+    <w:p>
+      <w:pPr>
+        <w:rPr>
+          <w:lang w:val="pt-BR"/>
+        </w:rPr>
+      </w:pPr>
+      <w:r>
+        <w:rPr>
+          <w:lang w:val="pt-BR"/>
+        </w:rPr>
+        <w:t>A utilização do Google Planilhas possibilita que as informações sejam centralizadas e organizadas de uma forma simples, enquanto os recursos de automação foram o foco principal, permitindo reduzir a dependência de conferências exclusivamente manuais através do uso de scripts.</w:t>
+      </w:r>
+    </w:p>
+    <w:p>
+      <w:pPr>
+        <w:rPr>
+          <w:lang w:val="pt-BR"/>
+        </w:rPr>
+      </w:pPr>
+      <w:r>
+        <w:rPr>
+          <w:lang w:val="pt-BR"/>
+        </w:rPr>
+        <w:t>Nesse contexto, o projeto foi desenvolvido para solucionar uma necessidade existente na rotina de trabalho, utilizando uma ferramenta de fácil acesso e baixo custo.</w:t>
       </w:r>
     </w:p>
     <w:p>
@@ -1157,6 +1047,21 @@
     </w:p>
     <w:p>
       <w:pPr>
+        <w:rPr>
+          <w:b/>
+          <w:bCs/>
+          <w:lang w:val="pt-BR"/>
+        </w:rPr>
+      </w:pPr>
+      <w:r>
+        <w:rPr>
+          <w:lang w:val="pt-BR"/>
+        </w:rPr>
+        <w:t>No caso específico dos certificados digitais, a automação do acompanhamento dos vencimentos reduz o risco de interrupção das atividades fiscais e administrativas das empresas, garantindo que as renovações sejam providenciadas com a antecedência necessária.</w:t>
+      </w:r>
+    </w:p>
+    <w:p>
+      <w:pPr>
         <w:pStyle w:val="Ttulo1"/>
         <w:rPr>
           <w:lang w:val="pt-BR"/>
@@ -1179,13 +1084,7 @@
         <w:rPr>
           <w:lang w:val="pt-BR"/>
         </w:rPr>
-        <w:t>Desenvolver e implementar uma solução tecno</w:t>
-      </w:r>
-      <w:r>
-        <w:rPr>
-          <w:lang w:val="pt-BR"/>
-        </w:rPr>
-        <w:t>lógica utilizando Google Planilhas para organizar e automatizar o acompanhamento dos vencimentos de certificados digitais, contribuindo para a redução do risco de perda de prazos de renovação.</w:t>
+        <w:t>Desenvolver e implementar uma solução tecnológica utilizando Google Planilhas para organizar e automatizar o acompanhamento dos vencimentos de certificados digitais, contribuindo para a redução do risco de perda de prazos de renovação.</w:t>
       </w:r>
     </w:p>
     <w:p>
@@ -1214,13 +1113,7 @@
         <w:rPr>
           <w:lang w:val="pt-BR"/>
         </w:rPr>
-        <w:t>Identificar a necessidade de controle d</w:t>
-      </w:r>
-      <w:r>
-        <w:rPr>
-          <w:lang w:val="pt-BR"/>
-        </w:rPr>
-        <w:t>os certificados digitais;</w:t>
+        <w:t>Identificar a necessidade de controle dos certificados digitais;</w:t>
       </w:r>
     </w:p>
     <w:p>
@@ -1295,13 +1188,8 @@
         <w:rPr>
           <w:lang w:val="pt-BR"/>
         </w:rPr>
-        <w:t xml:space="preserve">automatizar o acompanhamento dos </w:t>
-      </w:r>
-      <w:r>
-        <w:rPr>
-          <w:lang w:val="pt-BR"/>
-        </w:rPr>
-        <w:t>prazos;</w:t>
+        <w:lastRenderedPageBreak/>
+        <w:t>automatizar o acompanhamento dos prazos;</w:t>
       </w:r>
     </w:p>
     <w:p>
@@ -1346,7 +1234,6 @@
         <w:rPr>
           <w:lang w:val="pt-BR"/>
         </w:rPr>
-        <w:lastRenderedPageBreak/>
         <w:t>reduzir a dependência de conferências manuais;</w:t>
       </w:r>
     </w:p>
@@ -1377,13 +1264,7 @@
         <w:rPr>
           <w:lang w:val="pt-BR"/>
         </w:rPr>
-        <w:t xml:space="preserve">avaliar os resultados obtidos após a </w:t>
-      </w:r>
-      <w:r>
-        <w:rPr>
-          <w:lang w:val="pt-BR"/>
-        </w:rPr>
-        <w:t>implementação.</w:t>
+        <w:t>avaliar os resultados obtidos após a implementação.</w:t>
       </w:r>
     </w:p>
     <w:p>
@@ -1454,13 +1335,7 @@
         <w:rPr>
           <w:lang w:val="pt-BR"/>
         </w:rPr>
-        <w:t>contador responsável pelo acompanhamento dos clie</w:t>
-      </w:r>
-      <w:r>
-        <w:rPr>
-          <w:lang w:val="pt-BR"/>
-        </w:rPr>
-        <w:t>ntes.</w:t>
+        <w:t>contador responsável pelo acompanhamento dos clientes.</w:t>
       </w:r>
     </w:p>
     <w:p>
@@ -1532,13 +1407,7 @@
         <w:rPr>
           <w:lang w:val="pt-BR"/>
         </w:rPr>
-        <w:t xml:space="preserve">A solução contribui para que os responsáveis tenham maior </w:t>
-      </w:r>
-      <w:r>
-        <w:rPr>
-          <w:lang w:val="pt-BR"/>
-        </w:rPr>
-        <w:t>antecedência para providenciar a renovação dos certificados digitais.</w:t>
+        <w:t>A solução contribui para que os responsáveis tenham maior antecedência para providenciar a renovação dos certificados digitais.</w:t>
       </w:r>
     </w:p>
     <w:p>
@@ -1565,13 +1434,7 @@
         <w:rPr>
           <w:lang w:val="pt-BR"/>
         </w:rPr>
-        <w:t xml:space="preserve">O projeto será aplicado na rotina profissional da empresa Real Locações e Montagens Industriais LTDA, integrante do Grupo Real, onde será utilizado para auxiliar no </w:t>
-      </w:r>
-      <w:r>
-        <w:rPr>
-          <w:lang w:val="pt-BR"/>
-        </w:rPr>
-        <w:t>controle dos certificados digitais das empresas do grupo.</w:t>
+        <w:t>O projeto será aplicado na rotina profissional da empresa Real Locações e Montagens Industriais LTDA, integrante do Grupo Real, onde será utilizado para auxiliar no controle dos certificados digitais das empresas do grupo.</w:t>
       </w:r>
     </w:p>
     <w:p>
@@ -1613,13 +1476,7 @@
         <w:rPr>
           <w:lang w:val="pt-BR"/>
         </w:rPr>
-        <w:t>G</w:t>
-      </w:r>
-      <w:r>
-        <w:rPr>
-          <w:lang w:val="pt-BR"/>
-        </w:rPr>
-        <w:t xml:space="preserve">oogle Planilhas (Google </w:t>
+        <w:t xml:space="preserve">Google Planilhas (Google </w:t>
       </w:r>
       <w:proofErr w:type="spellStart"/>
       <w:r>
@@ -1648,6 +1505,7 @@
         <w:rPr>
           <w:lang w:val="pt-BR"/>
         </w:rPr>
+        <w:lastRenderedPageBreak/>
         <w:t>armazenamento e organização de dados em planilha;</w:t>
       </w:r>
     </w:p>
@@ -1693,7 +1551,6 @@
         <w:rPr>
           <w:lang w:val="pt-BR"/>
         </w:rPr>
-        <w:lastRenderedPageBreak/>
         <w:t>envio de alertas por e-mail.</w:t>
       </w:r>
     </w:p>
@@ -1707,13 +1564,7 @@
         <w:rPr>
           <w:lang w:val="pt-BR"/>
         </w:rPr>
-        <w:t xml:space="preserve">Caso o envio automático tenha sido programado utilizando Google Apps Script, </w:t>
-      </w:r>
-      <w:r>
-        <w:rPr>
-          <w:lang w:val="pt-BR"/>
-        </w:rPr>
-        <w:t xml:space="preserve">essa tecnologia deverá ser incluída na versão final do relatório, sendo descrita como recurso de automação dentro do ambiente Google </w:t>
+        <w:t xml:space="preserve">Caso o envio automático tenha sido programado utilizando Google Apps Script, essa tecnologia deverá ser incluída na versão final do relatório, sendo descrita como recurso de automação dentro do ambiente Google </w:t>
       </w:r>
       <w:proofErr w:type="spellStart"/>
       <w:r>
@@ -1754,13 +1605,7 @@
         <w:rPr>
           <w:lang w:val="pt-BR"/>
         </w:rPr>
-        <w:t>A planilha foi organizada para possibilitar o controle das informações de maneira centra</w:t>
-      </w:r>
-      <w:r>
-        <w:rPr>
-          <w:lang w:val="pt-BR"/>
-        </w:rPr>
-        <w:t>lizada.</w:t>
+        <w:t>A planilha foi organizada para possibilitar o controle das informações de maneira centralizada.</w:t>
       </w:r>
     </w:p>
     <w:p>
@@ -1804,6 +1649,7 @@
           <w:noProof/>
           <w:lang w:val="pt-BR"/>
         </w:rPr>
+        <w:lastRenderedPageBreak/>
         <w:drawing>
           <wp:inline distT="0" distB="0" distL="0" distR="0" wp14:anchorId="03914770" wp14:editId="41DE2CF3">
             <wp:extent cx="5972175" cy="4756785"/>
@@ -1852,14 +1698,7 @@
         <w:rPr>
           <w:lang w:val="pt-BR"/>
         </w:rPr>
-        <w:lastRenderedPageBreak/>
-        <w:t xml:space="preserve">Figura 1 – </w:t>
-      </w:r>
-      <w:r>
-        <w:rPr>
-          <w:lang w:val="pt-BR"/>
-        </w:rPr>
-        <w:t>Estrutura da planilha para controle dos certificados digitais de pessoas jurídicas.</w:t>
+        <w:t>Figura 1 – Estrutura da planilha para controle dos certificados digitais de pessoas jurídicas.</w:t>
       </w:r>
     </w:p>
     <w:p>
@@ -1917,6 +1756,7 @@
           <w:noProof/>
           <w:lang w:val="pt-BR"/>
         </w:rPr>
+        <w:lastRenderedPageBreak/>
         <w:drawing>
           <wp:inline distT="0" distB="0" distL="0" distR="0" wp14:anchorId="618A55ED" wp14:editId="797C289C">
             <wp:extent cx="5972175" cy="4839335"/>
@@ -1965,13 +1805,7 @@
         <w:rPr>
           <w:lang w:val="pt-BR"/>
         </w:rPr>
-        <w:t>Figura 2 – Estrutura da pl</w:t>
-      </w:r>
-      <w:r>
-        <w:rPr>
-          <w:lang w:val="pt-BR"/>
-        </w:rPr>
-        <w:t>anilha destinada ao controle de certificados digitais de pessoas físicas.</w:t>
+        <w:t>Figura 2 – Estrutura da planilha destinada ao controle de certificados digitais de pessoas físicas.</w:t>
       </w:r>
     </w:p>
     <w:p>
@@ -2025,13 +1859,33 @@
         <w:rPr>
           <w:lang w:val="pt-BR"/>
         </w:rPr>
-        <w:t>O desenvolvi</w:t>
-      </w:r>
-      <w:r>
-        <w:rPr>
-          <w:lang w:val="pt-BR"/>
-        </w:rPr>
-        <w:t>mento da solução ocorreu a partir da identificação de uma necessidade existente na rotina de trabalho.</w:t>
+        <w:t>O desenvolvimento da solução ocorreu a partir da identificação de uma necessidade existente na rotina de trabalho.</w:t>
+      </w:r>
+    </w:p>
+    <w:p>
+      <w:pPr>
+        <w:rPr>
+          <w:lang w:val="pt-BR"/>
+        </w:rPr>
+      </w:pPr>
+      <w:r>
+        <w:rPr>
+          <w:lang w:val="pt-BR"/>
+        </w:rPr>
+        <w:t>Inicialmente foram levantadas as informações necessárias para o acompanhamento dos certificados digitais.</w:t>
+      </w:r>
+    </w:p>
+    <w:p>
+      <w:pPr>
+        <w:rPr>
+          <w:lang w:val="pt-BR"/>
+        </w:rPr>
+      </w:pPr>
+      <w:r>
+        <w:rPr>
+          <w:lang w:val="pt-BR"/>
+        </w:rPr>
+        <w:t>Em seguida, foi criada uma estrutura no Google Planilhas para armazenar e organizar os dados.</w:t>
       </w:r>
     </w:p>
     <w:p>
@@ -2045,38 +1899,6 @@
           <w:lang w:val="pt-BR"/>
         </w:rPr>
         <w:lastRenderedPageBreak/>
-        <w:t>Inicialmente foram levantadas as informações necessárias para o acompanhamento dos certificados digitais.</w:t>
-      </w:r>
-    </w:p>
-    <w:p>
-      <w:pPr>
-        <w:rPr>
-          <w:lang w:val="pt-BR"/>
-        </w:rPr>
-      </w:pPr>
-      <w:r>
-        <w:rPr>
-          <w:lang w:val="pt-BR"/>
-        </w:rPr>
-        <w:t xml:space="preserve">Em seguida, foi criada uma estrutura no Google </w:t>
-      </w:r>
-      <w:r>
-        <w:rPr>
-          <w:lang w:val="pt-BR"/>
-        </w:rPr>
-        <w:t>Planilhas para armazenar e organizar os dados.</w:t>
-      </w:r>
-    </w:p>
-    <w:p>
-      <w:pPr>
-        <w:rPr>
-          <w:lang w:val="pt-BR"/>
-        </w:rPr>
-      </w:pPr>
-      <w:r>
-        <w:rPr>
-          <w:lang w:val="pt-BR"/>
-        </w:rPr>
         <w:t>Foram estabelecidos campos destinados à identificação das empresas ou pessoas, seus documentos e respectivas datas de vencimento</w:t>
       </w:r>
       <w:r>
@@ -2110,32 +1932,20 @@
         <w:rPr>
           <w:lang w:val="pt-BR"/>
         </w:rPr>
-        <w:t>Posteriormente, foram implementados recursos de automação para auxiliar na iden</w:t>
-      </w:r>
-      <w:r>
-        <w:rPr>
-          <w:lang w:val="pt-BR"/>
-        </w:rPr>
-        <w:t>tificação dos certificados próximos do vencimento e no envio dos respectivos alertas.</w:t>
-      </w:r>
-    </w:p>
-    <w:p>
-      <w:pPr>
-        <w:rPr>
-          <w:lang w:val="pt-BR"/>
-        </w:rPr>
-      </w:pPr>
-      <w:r>
-        <w:rPr>
-          <w:lang w:val="pt-BR"/>
-        </w:rPr>
-        <w:t>A solução foi então testada para verificar se as informações estavam sendo identificadas corretamente e se os avisos eram enviados de acordo com as condições estabelecida</w:t>
-      </w:r>
-      <w:r>
-        <w:rPr>
-          <w:lang w:val="pt-BR"/>
-        </w:rPr>
-        <w:t>s.</w:t>
+        <w:t>Posteriormente, foram implementados recursos de automação para auxiliar na identificação dos certificados próximos do vencimento e no envio dos respectivos alertas.</w:t>
+      </w:r>
+    </w:p>
+    <w:p>
+      <w:pPr>
+        <w:rPr>
+          <w:lang w:val="pt-BR"/>
+        </w:rPr>
+      </w:pPr>
+      <w:r>
+        <w:rPr>
+          <w:lang w:val="pt-BR"/>
+        </w:rPr>
+        <w:t>A solução foi então testada para verificar se as informações estavam sendo identificadas corretamente e se os avisos eram enviados de acordo com as condições estabelecidas.</w:t>
       </w:r>
     </w:p>
     <w:p>
@@ -2214,14 +2024,7 @@
           <w:lang w:val="pt-BR"/>
         </w:rPr>
         <w:br/>
-        <w:t>Registro d</w:t>
-      </w:r>
-      <w:r>
-        <w:rPr>
-          <w:b/>
-          <w:lang w:val="pt-BR"/>
-        </w:rPr>
-        <w:t>a data de vencimento</w:t>
+        <w:t>Registro da data de vencimento</w:t>
       </w:r>
       <w:r>
         <w:rPr>
@@ -2309,13 +2112,6 @@
           <w:lang w:val="pt-BR"/>
         </w:rPr>
         <w:br/>
-      </w:r>
-      <w:r>
-        <w:rPr>
-          <w:b/>
-          <w:lang w:val="pt-BR"/>
-        </w:rPr>
-        <w:lastRenderedPageBreak/>
         <w:t>↓</w:t>
       </w:r>
       <w:r>
@@ -2351,13 +2147,7 @@
         <w:rPr>
           <w:lang w:val="pt-BR"/>
         </w:rPr>
-        <w:t>Inicialmente, os dados do certificado digi</w:t>
-      </w:r>
-      <w:r>
-        <w:rPr>
-          <w:lang w:val="pt-BR"/>
-        </w:rPr>
-        <w:t>tal são cadastrados na planilha, incluindo a identificação da empresa ou pessoa física e a respectiva data de vencimento.</w:t>
+        <w:t>Inicialmente, os dados do certificado digital são cadastrados na planilha, incluindo a identificação da empresa ou pessoa física e a respectiva data de vencimento.</w:t>
       </w:r>
     </w:p>
     <w:p>
@@ -2376,6 +2166,7 @@
           <w:sz w:val="20"/>
           <w:lang w:val="pt-BR"/>
         </w:rPr>
+        <w:lastRenderedPageBreak/>
         <w:drawing>
           <wp:inline distT="0" distB="0" distL="0" distR="0" wp14:anchorId="4612417B" wp14:editId="4AA83B75">
             <wp:extent cx="5972175" cy="4331970"/>
@@ -2438,13 +2229,7 @@
         <w:rPr>
           <w:lang w:val="pt-BR"/>
         </w:rPr>
-        <w:t xml:space="preserve">Fonte: Elaborado pelo autor </w:t>
-      </w:r>
-      <w:r>
-        <w:rPr>
-          <w:lang w:val="pt-BR"/>
-        </w:rPr>
-        <w:t>(2026).</w:t>
+        <w:t>Fonte: Elaborado pelo autor (2026).</w:t>
       </w:r>
     </w:p>
     <w:p>
@@ -2539,13 +2324,7 @@
         <w:rPr>
           <w:lang w:val="pt-BR"/>
         </w:rPr>
-        <w:t xml:space="preserve">Figura 4 – Controle da data de vencimento e </w:t>
-      </w:r>
-      <w:r>
-        <w:rPr>
-          <w:lang w:val="pt-BR"/>
-        </w:rPr>
-        <w:t>identificação da situação do certificado.</w:t>
+        <w:t>Figura 4 – Controle da data de vencimento e identificação da situação do certificado.</w:t>
       </w:r>
     </w:p>
     <w:p>
@@ -2654,13 +2433,7 @@
         <w:rPr>
           <w:lang w:val="pt-BR"/>
         </w:rPr>
-        <w:t xml:space="preserve">Figura 5 – </w:t>
-      </w:r>
-      <w:r>
-        <w:rPr>
-          <w:lang w:val="pt-BR"/>
-        </w:rPr>
-        <w:t>Recurso de automação utilizado para identificação dos vencimentos e geração dos alertas.</w:t>
+        <w:t>Figura 5 – Recurso de automação utilizado para identificação dos vencimentos e geração dos alertas.</w:t>
       </w:r>
     </w:p>
     <w:p>
@@ -2701,13 +2474,7 @@
         <w:rPr>
           <w:lang w:val="pt-BR"/>
         </w:rPr>
-        <w:t>Após a identificação do vencimento próximo, o sistema realiza o envio do alerta por e-mail ao responsável defi</w:t>
-      </w:r>
-      <w:r>
-        <w:rPr>
-          <w:lang w:val="pt-BR"/>
-        </w:rPr>
-        <w:t>nido.</w:t>
+        <w:t>Após a identificação do vencimento próximo, o sistema realiza o envio do alerta por e-mail ao responsável definido.</w:t>
       </w:r>
     </w:p>
     <w:p>
@@ -2871,13 +2638,7 @@
         <w:rPr>
           <w:lang w:val="pt-BR"/>
         </w:rPr>
-        <w:t>Com o recebimento do alerta, o responsável pode verificar o certificado indicado e iniciar o procedimento necessário pa</w:t>
-      </w:r>
-      <w:r>
-        <w:rPr>
-          <w:lang w:val="pt-BR"/>
-        </w:rPr>
-        <w:t>ra sua renovação antes do vencimento. Dessa forma, a solução atua como ferramenta de apoio ao processo, reduzindo a dependência de conferências exclusivamente manuais.</w:t>
+        <w:t>Com o recebimento do alerta, o responsável pode verificar o certificado indicado e iniciar o procedimento necessário para sua renovação antes do vencimento. Dessa forma, a solução atua como ferramenta de apoio ao processo, reduzindo a dependência de conferências exclusivamente manuais.</w:t>
       </w:r>
     </w:p>
     <w:p>
@@ -2905,13 +2666,7 @@
         <w:rPr>
           <w:lang w:val="pt-BR"/>
         </w:rPr>
-        <w:t>Após o desenvolvimento, a ferramenta passou a ser ut</w:t>
-      </w:r>
-      <w:r>
-        <w:rPr>
-          <w:lang w:val="pt-BR"/>
-        </w:rPr>
-        <w:t>ilizada como instrumento de apoio no acompanhamento dos certificados digitais.</w:t>
+        <w:t>Após o desenvolvimento, a ferramenta passou a ser utilizada como instrumento de apoio no acompanhamento dos certificados digitais.</w:t>
       </w:r>
     </w:p>
     <w:p>
@@ -2937,32 +2692,20 @@
         <w:rPr>
           <w:lang w:val="pt-BR"/>
         </w:rPr>
-        <w:t>Paralelament</w:t>
-      </w:r>
-      <w:r>
-        <w:rPr>
-          <w:lang w:val="pt-BR"/>
-        </w:rPr>
-        <w:t>e, uma estrutura semelhante foi desenvolvida para auxiliar o contador responsável pelo acompanhamento dos certificados digitais de seus clientes.</w:t>
-      </w:r>
-    </w:p>
-    <w:p>
-      <w:pPr>
-        <w:rPr>
-          <w:lang w:val="pt-BR"/>
-        </w:rPr>
-      </w:pPr>
-      <w:r>
-        <w:rPr>
-          <w:lang w:val="pt-BR"/>
-        </w:rPr>
-        <w:t xml:space="preserve">A utilização da solução permite centralizar as informações e reduzir a dependência da memória ou de consultas </w:t>
-      </w:r>
-      <w:r>
-        <w:rPr>
-          <w:lang w:val="pt-BR"/>
-        </w:rPr>
-        <w:t>manuais individuais.</w:t>
+        <w:t>Paralelamente, uma estrutura semelhante foi desenvolvida para auxiliar o contador responsável pelo acompanhamento dos certificados digitais de seus clientes.</w:t>
+      </w:r>
+    </w:p>
+    <w:p>
+      <w:pPr>
+        <w:rPr>
+          <w:lang w:val="pt-BR"/>
+        </w:rPr>
+      </w:pPr>
+      <w:r>
+        <w:rPr>
+          <w:lang w:val="pt-BR"/>
+        </w:rPr>
+        <w:t>A utilização da solução permite centralizar as informações e reduzir a dependência da memória ou de consultas manuais individuais.</w:t>
       </w:r>
     </w:p>
     <w:p>
@@ -3206,13 +2949,7 @@
         <w:rPr>
           <w:lang w:val="pt-BR"/>
         </w:rPr>
-        <w:t>Verificar se a planil</w:t>
-      </w:r>
-      <w:r>
-        <w:rPr>
-          <w:lang w:val="pt-BR"/>
-        </w:rPr>
-        <w:t>ha registra corretamente a situação do envio do alerta.</w:t>
+        <w:t>Verificar se a planilha registra corretamente a situação do envio do alerta.</w:t>
       </w:r>
     </w:p>
     <w:p>
@@ -3321,13 +3058,7 @@
         <w:rPr>
           <w:lang w:val="pt-BR"/>
         </w:rPr>
-        <w:t>A implementação da solução t</w:t>
-      </w:r>
-      <w:r>
-        <w:rPr>
-          <w:lang w:val="pt-BR"/>
-        </w:rPr>
-        <w:t>em como principais resultados:</w:t>
+        <w:t>A implementação da solução tem como principais resultados:</w:t>
       </w:r>
     </w:p>
     <w:p>
@@ -3417,13 +3148,7 @@
         <w:rPr>
           <w:lang w:val="pt-BR"/>
         </w:rPr>
-        <w:t>recebimento de alertas por e</w:t>
-      </w:r>
-      <w:r>
-        <w:rPr>
-          <w:lang w:val="pt-BR"/>
-        </w:rPr>
-        <w:t>-mail;</w:t>
+        <w:t>recebimento de alertas por e-mail;</w:t>
       </w:r>
     </w:p>
     <w:p>
@@ -3481,13 +3206,7 @@
         <w:rPr>
           <w:lang w:val="pt-BR"/>
         </w:rPr>
-        <w:t>Após a utilização efetiva da solução, deverão ser registrados os resultados quantitativ</w:t>
-      </w:r>
-      <w:r>
-        <w:rPr>
-          <w:lang w:val="pt-BR"/>
-        </w:rPr>
-        <w:t>os observados.</w:t>
+        <w:t>Após a utilização efetiva da solução, deverão ser registrados os resultados quantitativos observados.</w:t>
       </w:r>
     </w:p>
     <w:p>
@@ -3576,13 +3295,7 @@
         <w:rPr>
           <w:lang w:val="pt-BR"/>
         </w:rPr>
-        <w:t xml:space="preserve">quantidade de renovações realizadas após os </w:t>
-      </w:r>
-      <w:r>
-        <w:rPr>
-          <w:lang w:val="pt-BR"/>
-        </w:rPr>
-        <w:t>alertas;</w:t>
+        <w:t>quantidade de renovações realizadas após os alertas;</w:t>
       </w:r>
     </w:p>
     <w:p>
@@ -3697,14 +3410,7 @@
                 <w:sz w:val="20"/>
                 <w:lang w:val="pt-BR"/>
               </w:rPr>
-              <w:t>Situação após</w:t>
-            </w:r>
-            <w:r>
-              <w:rPr>
-                <w:sz w:val="20"/>
-                <w:lang w:val="pt-BR"/>
-              </w:rPr>
-              <w:t xml:space="preserve"> a implementação</w:t>
+              <w:t>Situação após a implementação</w:t>
             </w:r>
           </w:p>
         </w:tc>
@@ -3901,14 +3607,7 @@
                 <w:sz w:val="20"/>
                 <w:lang w:val="pt-BR"/>
               </w:rPr>
-              <w:t xml:space="preserve">Sistema </w:t>
-            </w:r>
-            <w:r>
-              <w:rPr>
-                <w:sz w:val="20"/>
-                <w:lang w:val="pt-BR"/>
-              </w:rPr>
-              <w:t>auxilia na identificação</w:t>
+              <w:t>Sistema auxilia na identificação</w:t>
             </w:r>
           </w:p>
         </w:tc>
@@ -4050,32 +3749,20 @@
         <w:rPr>
           <w:lang w:val="pt-BR"/>
         </w:rPr>
-        <w:t>A solução proporciona impacto direto na organi</w:t>
-      </w:r>
-      <w:r>
-        <w:rPr>
-          <w:lang w:val="pt-BR"/>
-        </w:rPr>
-        <w:t>zação do trabalho, pois transforma uma atividade que dependia de acompanhamento manual em um processo apoiado por tecnologia.</w:t>
-      </w:r>
-    </w:p>
-    <w:p>
-      <w:pPr>
-        <w:rPr>
-          <w:lang w:val="pt-BR"/>
-        </w:rPr>
-      </w:pPr>
-      <w:r>
-        <w:rPr>
-          <w:lang w:val="pt-BR"/>
-        </w:rPr>
-        <w:t>Além da melhoria operacional, a ferramenta contribui para reduzir o risco de interrupções causadas pelo vencimento de certificados</w:t>
-      </w:r>
-      <w:r>
-        <w:rPr>
-          <w:lang w:val="pt-BR"/>
-        </w:rPr>
-        <w:t xml:space="preserve"> digitais.</w:t>
+        <w:t>A solução proporciona impacto direto na organização do trabalho, pois transforma uma atividade que dependia de acompanhamento manual em um processo apoiado por tecnologia.</w:t>
+      </w:r>
+    </w:p>
+    <w:p>
+      <w:pPr>
+        <w:rPr>
+          <w:lang w:val="pt-BR"/>
+        </w:rPr>
+      </w:pPr>
+      <w:r>
+        <w:rPr>
+          <w:lang w:val="pt-BR"/>
+        </w:rPr>
+        <w:t>Além da melhoria operacional, a ferramenta contribui para reduzir o risco de interrupções causadas pelo vencimento de certificados digitais.</w:t>
       </w:r>
     </w:p>
     <w:p>
@@ -4102,13 +3789,7 @@
         <w:rPr>
           <w:lang w:val="pt-BR"/>
         </w:rPr>
-        <w:t>18 RELAÇÃO COM O CURSO DE ANÁLISE E DESENVOLVIMENTO DE SIST</w:t>
-      </w:r>
-      <w:r>
-        <w:rPr>
-          <w:lang w:val="pt-BR"/>
-        </w:rPr>
-        <w:t>EMAS</w:t>
+        <w:t>18 RELAÇÃO COM O CURSO DE ANÁLISE E DESENVOLVIMENTO DE SISTEMAS</w:t>
       </w:r>
     </w:p>
     <w:p>
@@ -4194,13 +3875,7 @@
         <w:rPr>
           <w:lang w:val="pt-BR"/>
         </w:rPr>
-        <w:t>organizaçã</w:t>
-      </w:r>
-      <w:r>
-        <w:rPr>
-          <w:lang w:val="pt-BR"/>
-        </w:rPr>
-        <w:t>o de dados;</w:t>
+        <w:t>organização de dados;</w:t>
       </w:r>
     </w:p>
     <w:p>
@@ -4333,13 +4008,7 @@
         <w:rPr>
           <w:lang w:val="pt-BR"/>
         </w:rPr>
-        <w:t xml:space="preserve">O projeto também demonstra a </w:t>
-      </w:r>
-      <w:r>
-        <w:rPr>
-          <w:lang w:val="pt-BR"/>
-        </w:rPr>
-        <w:t>aplicação prática da tecnologia para solucionar uma necessidade existente em uma organização.</w:t>
+        <w:t>O projeto também demonstra a aplicação prática da tecnologia para solucionar uma necessidade existente em uma organização.</w:t>
       </w:r>
     </w:p>
     <w:p>
@@ -4367,13 +4036,7 @@
         <w:rPr>
           <w:lang w:val="pt-BR"/>
         </w:rPr>
-        <w:t>Por envolver informações de empresas e pessoas, a utilização da planilha deve observar cuidados relacionados à segu</w:t>
-      </w:r>
-      <w:r>
-        <w:rPr>
-          <w:lang w:val="pt-BR"/>
-        </w:rPr>
-        <w:t>rança e à privacidade dos dados.</w:t>
+        <w:t>Por envolver informações de empresas e pessoas, a utilização da planilha deve observar cuidados relacionados à segurança e à privacidade dos dados.</w:t>
       </w:r>
     </w:p>
     <w:p>
@@ -4412,13 +4075,7 @@
         <w:rPr>
           <w:lang w:val="pt-BR"/>
         </w:rPr>
-        <w:t>Nos documentos apresentados</w:t>
-      </w:r>
-      <w:r>
-        <w:rPr>
-          <w:lang w:val="pt-BR"/>
-        </w:rPr>
-        <w:t xml:space="preserve"> à instituição de ensino, recomenda-se substituir nomes, </w:t>
+        <w:t xml:space="preserve">Nos documentos apresentados à instituição de ensino, recomenda-se substituir nomes, </w:t>
       </w:r>
       <w:proofErr w:type="spellStart"/>
       <w:r>
@@ -4459,13 +4116,7 @@
         <w:rPr>
           <w:lang w:val="pt-BR"/>
         </w:rPr>
-        <w:t>A comprovação deverá demonstrar não apenas que a planil</w:t>
-      </w:r>
-      <w:r>
-        <w:rPr>
-          <w:lang w:val="pt-BR"/>
-        </w:rPr>
-        <w:t>ha existe, mas que a solução foi efetivamente desenvolvida, testada e aplicada.</w:t>
+        <w:t>A comprovação deverá demonstrar não apenas que a planilha existe, mas que a solução foi efetivamente desenvolvida, testada e aplicada.</w:t>
       </w:r>
     </w:p>
     <w:p>
@@ -4623,13 +4274,7 @@
         <w:rPr>
           <w:lang w:val="pt-BR"/>
         </w:rPr>
-        <w:t>Recomenda-se solic</w:t>
-      </w:r>
-      <w:r>
-        <w:rPr>
-          <w:lang w:val="pt-BR"/>
-        </w:rPr>
-        <w:t>itar ao responsável pela empresa/atividade uma declaração confirmando que o aluno desenvolveu e aplicou a solução.</w:t>
+        <w:t>Recomenda-se solicitar ao responsável pela empresa/atividade uma declaração confirmando que o aluno desenvolveu e aplicou a solução.</w:t>
       </w:r>
     </w:p>
     <w:p>
@@ -4687,7 +4332,6 @@
         <w:rPr>
           <w:lang w:val="pt-BR"/>
         </w:rPr>
-        <w:lastRenderedPageBreak/>
         <w:t>nome da atividade;</w:t>
       </w:r>
     </w:p>
@@ -4703,6 +4347,7 @@
         <w:rPr>
           <w:lang w:val="pt-BR"/>
         </w:rPr>
+        <w:lastRenderedPageBreak/>
         <w:t>finalidade da solução;</w:t>
       </w:r>
     </w:p>
@@ -4718,13 +4363,7 @@
         <w:rPr>
           <w:lang w:val="pt-BR"/>
         </w:rPr>
-        <w:t xml:space="preserve">que a </w:t>
-      </w:r>
-      <w:r>
-        <w:rPr>
-          <w:lang w:val="pt-BR"/>
-        </w:rPr>
-        <w:t>ferramenta foi desenvolvida/aplicada;</w:t>
+        <w:t>que a ferramenta foi desenvolvida/aplicada;</w:t>
       </w:r>
     </w:p>
     <w:p>
@@ -4797,13 +4436,7 @@
         <w:rPr>
           <w:lang w:val="pt-BR"/>
         </w:rPr>
-        <w:t>A declaração deverá ser assinada por uma pessoa que efetivamente possa confirmar a realização da ati</w:t>
-      </w:r>
-      <w:r>
-        <w:rPr>
-          <w:lang w:val="pt-BR"/>
-        </w:rPr>
-        <w:t>vidade.</w:t>
+        <w:t>A declaração deverá ser assinada por uma pessoa que efetivamente possa confirmar a realização da atividade.</w:t>
       </w:r>
     </w:p>
     <w:p>
@@ -4843,70 +4476,46 @@
         <w:rPr>
           <w:lang w:val="pt-BR"/>
         </w:rPr>
-        <w:t>A utilização do Google Planilhas possibilitou organizar os dados de pessoas jurídicas e pe</w:t>
-      </w:r>
-      <w:r>
-        <w:rPr>
-          <w:lang w:val="pt-BR"/>
-        </w:rPr>
-        <w:t>ssoas físicas em uma estrutura centralizada, enquanto os recursos de automação permitiram melhorar o acompanhamento dos vencimentos e auxiliar no envio de alertas.</w:t>
-      </w:r>
-    </w:p>
-    <w:p>
-      <w:pPr>
-        <w:rPr>
-          <w:lang w:val="pt-BR"/>
-        </w:rPr>
-      </w:pPr>
-      <w:r>
-        <w:rPr>
-          <w:lang w:val="pt-BR"/>
-        </w:rPr>
-        <w:t>A solução foi desenvolvida para atender a uma necessidade real da rotina profissional, auxil</w:t>
-      </w:r>
-      <w:r>
-        <w:rPr>
-          <w:lang w:val="pt-BR"/>
-        </w:rPr>
-        <w:t>iando no controle dos certificados digitais das empresas pertencentes ao Grupo Real, por meio da Real Locações e Montagens Industriais LTDA, e dos clientes acompanhados pelo contador responsável.</w:t>
-      </w:r>
-    </w:p>
-    <w:p>
-      <w:pPr>
-        <w:rPr>
-          <w:lang w:val="pt-BR"/>
-        </w:rPr>
-      </w:pPr>
-      <w:r>
-        <w:rPr>
-          <w:lang w:val="pt-BR"/>
-        </w:rPr>
-        <w:t>O desenvolvimento da atividade proporcionou ao aluno a oport</w:t>
-      </w:r>
-      <w:r>
-        <w:rPr>
-          <w:lang w:val="pt-BR"/>
-        </w:rPr>
-        <w:t>unidade de aplicar conhecimentos relacionados à área de Análise e Desenvolvimento de Sistemas, especialmente na identificação de problemas, organização de informações, desenvolvimento de soluções tecnológicas, automação, testes e avaliação de resultados.</w:t>
-      </w:r>
-    </w:p>
-    <w:p>
-      <w:pPr>
-        <w:rPr>
-          <w:lang w:val="pt-BR"/>
-        </w:rPr>
-      </w:pPr>
-      <w:r>
-        <w:rPr>
-          <w:lang w:val="pt-BR"/>
-        </w:rPr>
-        <w:t>D</w:t>
-      </w:r>
-      <w:r>
-        <w:rPr>
-          <w:lang w:val="pt-BR"/>
-        </w:rPr>
-        <w:t>essa forma, o projeto demonstra como a aplicação de recursos tecnológicos pode contribuir para a melhoria de processos e para a redução de riscos relacionados ao controle de prazos.</w:t>
+        <w:t>A utilização do Google Planilhas possibilitou organizar os dados de pessoas jurídicas e pessoas físicas em uma estrutura centralizada, enquanto os recursos de automação permitiram melhorar o acompanhamento dos vencimentos e auxiliar no envio de alertas.</w:t>
+      </w:r>
+    </w:p>
+    <w:p>
+      <w:pPr>
+        <w:rPr>
+          <w:lang w:val="pt-BR"/>
+        </w:rPr>
+      </w:pPr>
+      <w:r>
+        <w:rPr>
+          <w:lang w:val="pt-BR"/>
+        </w:rPr>
+        <w:t>A solução foi desenvolvida para atender a uma necessidade real da rotina profissional, auxiliando no controle dos certificados digitais das empresas pertencentes ao Grupo Real, por meio da Real Locações e Montagens Industriais LTDA, e dos clientes acompanhados pelo contador responsável.</w:t>
+      </w:r>
+    </w:p>
+    <w:p>
+      <w:pPr>
+        <w:rPr>
+          <w:lang w:val="pt-BR"/>
+        </w:rPr>
+      </w:pPr>
+      <w:r>
+        <w:rPr>
+          <w:lang w:val="pt-BR"/>
+        </w:rPr>
+        <w:t>O desenvolvimento da atividade proporcionou ao aluno a oportunidade de aplicar conhecimentos relacionados à área de Análise e Desenvolvimento de Sistemas, especialmente na identificação de problemas, organização de informações, desenvolvimento de soluções tecnológicas, automação, testes e avaliação de resultados.</w:t>
+      </w:r>
+    </w:p>
+    <w:p>
+      <w:pPr>
+        <w:rPr>
+          <w:lang w:val="pt-BR"/>
+        </w:rPr>
+      </w:pPr>
+      <w:r>
+        <w:rPr>
+          <w:lang w:val="pt-BR"/>
+        </w:rPr>
+        <w:t>Dessa forma, o projeto demonstra como a aplicação de recursos tecnológicos pode contribuir para a melhoria de processos e para a redução de riscos relacionados ao controle de prazos.</w:t>
       </w:r>
     </w:p>
     <w:p>
@@ -4920,39 +4529,33 @@
         <w:rPr>
           <w:lang w:val="pt-BR"/>
         </w:rPr>
+        <w:t>REFERÊNCIAS</w:t>
+      </w:r>
+    </w:p>
+    <w:p>
+      <w:pPr>
+        <w:rPr>
+          <w:lang w:val="pt-BR"/>
+        </w:rPr>
+      </w:pPr>
+      <w:r>
+        <w:rPr>
+          <w:lang w:val="pt-BR"/>
+        </w:rPr>
+        <w:t>UNIVERSIDADE PAULISTA – UNIP. Guia de normalização para apresentação de trabalhos acadêmicos da Universidade Paulista: ABNT. São Paulo: UNIP, 2025.</w:t>
+      </w:r>
+    </w:p>
+    <w:p>
+      <w:pPr>
+        <w:rPr>
+          <w:lang w:val="pt-BR"/>
+        </w:rPr>
+      </w:pPr>
+      <w:r>
+        <w:rPr>
+          <w:lang w:val="pt-BR"/>
+        </w:rPr>
         <w:lastRenderedPageBreak/>
-        <w:t>REFERÊNCIAS</w:t>
-      </w:r>
-    </w:p>
-    <w:p>
-      <w:pPr>
-        <w:rPr>
-          <w:lang w:val="pt-BR"/>
-        </w:rPr>
-      </w:pPr>
-      <w:r>
-        <w:rPr>
-          <w:lang w:val="pt-BR"/>
-        </w:rPr>
-        <w:t>UNIVERSIDADE PAULISTA – UNIP. Guia de normalização para aprese</w:t>
-      </w:r>
-      <w:r>
-        <w:rPr>
-          <w:lang w:val="pt-BR"/>
-        </w:rPr>
-        <w:t>ntação de trabalhos acadêmicos da Universidade Paulista: ABNT. São Paulo: UNIP, 2025.</w:t>
-      </w:r>
-    </w:p>
-    <w:p>
-      <w:pPr>
-        <w:rPr>
-          <w:lang w:val="pt-BR"/>
-        </w:rPr>
-      </w:pPr>
-      <w:r>
-        <w:rPr>
-          <w:lang w:val="pt-BR"/>
-        </w:rPr>
         <w:t>GOOGLE. Google Planilhas. [Recurso eletrônico]. Disponível em: https://www.google.com/sheets/about/. Acesso em: 26 ago. 2026.</w:t>
       </w:r>
     </w:p>
@@ -4966,13 +4569,7 @@
         <w:rPr>
           <w:lang w:val="pt-BR"/>
         </w:rPr>
-        <w:t>GOOGLE. Google Apps Script. [Recurso eletrôn</w:t>
-      </w:r>
-      <w:r>
-        <w:rPr>
-          <w:lang w:val="pt-BR"/>
-        </w:rPr>
-        <w:t>ico]. Disponível em: https://developers.google.com/apps-script. Acesso em: 26 ago. 2026.</w:t>
+        <w:t>GOOGLE. Google Apps Script. [Recurso eletrônico]. Disponível em: https://developers.google.com/apps-script. Acesso em: 26 ago. 2026.</w:t>
       </w:r>
     </w:p>
     <w:p>
@@ -5029,13 +4626,7 @@
         <w:rPr>
           <w:lang w:val="pt-BR"/>
         </w:rPr>
-        <w:t>APÊNDICE A – Declaração do responsável pela</w:t>
-      </w:r>
-      <w:r>
-        <w:rPr>
-          <w:lang w:val="pt-BR"/>
-        </w:rPr>
-        <w:t xml:space="preserve"> utilização da solução.</w:t>
+        <w:t>APÊNDICE A – Declaração do responsável pela utilização da solução.</w:t>
       </w:r>
     </w:p>
     <w:p>
@@ -5211,13 +4802,7 @@
         <w:rPr>
           <w:lang w:val="pt-BR"/>
         </w:rPr>
-        <w:t xml:space="preserve">Os anexos devem conter materiais não elaborados pelo aluno, quando necessários à comprovação do </w:t>
-      </w:r>
-      <w:r>
-        <w:rPr>
-          <w:lang w:val="pt-BR"/>
-        </w:rPr>
-        <w:t>projeto e permitidos pela atividade acadêmica.</w:t>
+        <w:t>Os anexos devem conter materiais não elaborados pelo aluno, quando necessários à comprovação do projeto e permitidos pela atividade acadêmica.</w:t>
       </w:r>
     </w:p>
     <w:p>
@@ -5533,6 +5118,7 @@
       </w:pPr>
       <w:r>
         <w:rPr>
+          <w:noProof/>
           <w:lang w:val="pt-BR"/>
         </w:rPr>
         <w:drawing>
@@ -5608,13 +5194,7 @@
         <w:rPr>
           <w:lang w:val="pt-BR"/>
         </w:rPr>
-        <w:t>ANEXO F – Outros docum</w:t>
-      </w:r>
-      <w:r>
-        <w:rPr>
-          <w:lang w:val="pt-BR"/>
-        </w:rPr>
-        <w:t>entos comprobatórios autorizados.</w:t>
+        <w:t>ANEXO F – Outros documentos comprobatórios autorizados.</w:t>
       </w:r>
     </w:p>
     <w:sectPr>
